--- a/Fase 1/Evidencias Individuales/Cerpa_Navarro_Eddie_Jesus1.3_APT122_AutoevaluacionFase1.docx
+++ b/Fase 1/Evidencias Individuales/Cerpa_Navarro_Eddie_Jesus1.3_APT122_AutoevaluacionFase1.docx
@@ -114,7 +114,7 @@
               <w:rPr>
                 <w:sz w:val="18"/>
               </w:rPr>
-              <w:t>Ingeniería en Informática – mención Desarrollo de Software</w:t>
+              <w:t>Ingeniería en Informática</w:t>
             </w:r>
           </w:p>
         </w:tc>

--- a/Fase 1/Evidencias Individuales/Cerpa_Navarro_Eddie_Jesus1.3_APT122_AutoevaluacionFase1.docx
+++ b/Fase 1/Evidencias Individuales/Cerpa_Navarro_Eddie_Jesus1.3_APT122_AutoevaluacionFase1.docx
@@ -169,12 +169,11 @@
             <w:tcW w:type="dxa" w:w="6520"/>
           </w:tcPr>
           <w:p>
-            <w:r/>
             <w:r>
               <w:rPr>
                 <w:sz w:val="18"/>
               </w:rPr>
-              <w:t>Sistema de Control y Seguimiento de Mantención de Vehículos de Emergencia de la Compañía de Bomberos de Talcahuano (Propuesta n.° 2, Proyecto Escuela)</w:t>
+              <w:t xml:space="preserve">Sistema de Control y Seguimiento de Mantención de Vehículos de Emergencia del Cuerpo de Bomberos de Talcahuano (Propuesta n.° 2, Proyecto Escuela)</w:t>
             </w:r>
           </w:p>
         </w:tc>
@@ -259,12 +258,11 @@
             <w:tcW w:type="dxa" w:w="6520"/>
           </w:tcPr>
           <w:p>
-            <w:r/>
             <w:r>
               <w:rPr>
                 <w:sz w:val="18"/>
               </w:rPr>
-              <w:t>Desarrollo, arquitectura de la solución e infraestructura de despliegue</w:t>
+              <w:t xml:space="preserve">Developer Odoo: desarrollo e integración de los módulos, modelos ORM sobre PostgreSQL, vistas y lógica de negocio, con apoyo a la implantación de la solución.</w:t>
             </w:r>
           </w:p>
         </w:tc>
@@ -293,7 +291,7 @@
         <w:jc w:val="both"/>
       </w:pPr>
       <w:r>
-        <w:t>El Proyecto APT consiste en el levantamiento, diseño y construcción de una solución web y móvil que permita a la Compañía de Bomberos de Talcahuano controlar y hacer seguimiento de la mantención de sus vehículos de emergencia. La solución centraliza la información de las unidades, sus mantenciones preventivas y reactivas, y los materiales, insumos, mano de obra y costos asociados a cada intervención. Mi aporte se concentra en la arquitectura de la solución, el modelo de datos, la integración entre los componentes web y móvil y el despliegue en un entorno de operación real. El proyecto se desarrollará mediante una metodología ágil basada en Scrum, organizada en un sprint de configuración y tres sprints de construcción, con validación y cierre formal. Su ejecución me permite integrar competencias de diseño de soluciones, desarrollo, modelamiento de datos y pruebas, y a la vez fortalecer de manera dirigida mis dos brechas declaradas: la aplicación de metodologías formales de trabajo y la gestión colaborativa de proyectos informáticos.</w:t>
+        <w:t xml:space="preserve">El Proyecto APT consiste en el levantamiento, diseño y construcción de una solución web responsive con acceso móvil mediante PWA, desarrollada sobre Odoo Community y PostgreSQL, que permita al Cuerpo de Bomberos de Talcahuano controlar y hacer seguimiento de la mantención de sus vehículos de emergencia. La solución centraliza la información de las unidades, sus mantenciones preventivas y reactivas, y los materiales, insumos, mano de obra y costos asociados a cada intervención. Mi aporte se concentra en el desarrollo e integración de los módulos Odoo, el modelo de datos sobre PostgreSQL y el apoyo a la implantación en un entorno de operación real. El proyecto se desarrollará mediante una metodología ágil basada en Scrum a lo largo de 18 semanas, organizada en un sprint de configuración y tres sprints de construcción, con validación, implantación y cierre formal. Su ejecución me permite integrar competencias de desarrollo de software, modelamiento de datos, pruebas de certificación y gestión de proyectos informáticos, y a la vez fortalecer de manera dirigida mis dos brechas declaradas: la aplicación de metodologías formales de trabajo y la gestión colaborativa de proyectos informáticos.</w:t>
       </w:r>
     </w:p>
     <w:p>
@@ -310,7 +308,7 @@
         <w:jc w:val="both"/>
       </w:pPr>
       <w:r>
-        <w:t>The APT Project consists of the requirements analysis, design and development of a web and mobile solution that allows the Talcahuano Fire Department to control and track the maintenance of its emergency vehicles. The solution centralizes information about each unit, its preventive and corrective maintenance, and the materials, supplies, labor and costs associated with every intervention. My contribution focuses on the software architecture, the data model, the integration between the web and mobile components, and the deployment of the system in a real operating environment. The project will follow an agile methodology based on Scrum, organized into one configuration sprint and three development sprints, with formal validation and closure. Its execution allows me to integrate competencies in solution design, software development, data modeling and testing, while purposefully strengthening the two gaps I identified in my self-assessment: the application of formal work methodologies and the collaborative management of IT projects.</w:t>
+        <w:t xml:space="preserve">The APT Project consists of the requirements analysis, design and development of a responsive web solution with mobile access through a PWA, built on Odoo Community and PostgreSQL, that allows the Talcahuano Fire Department to control and track the maintenance of its emergency vehicles. The solution centralizes information about each unit, its preventive and corrective maintenance, and the materials, supplies, labor and costs associated with every intervention. My contribution focuses on the development and integration of the Odoo modules, the data model on PostgreSQL, and the support of the deployment of the system in a real operating environment. The project will follow an agile methodology based on Scrum over 18 weeks, organized into one configuration sprint and three development sprints, with formal validation, deployment and closure. Its execution allows me to integrate competencies in software development, data modeling, certification testing and IT project management, while purposefully strengthening the two gaps I identified in my self-assessment: the application of formal work methodologies and the collaborative management of IT projects.</w:t>
       </w:r>
     </w:p>
     <w:p>
@@ -327,7 +325,7 @@
         <w:jc w:val="both"/>
       </w:pPr>
       <w:r>
-        <w:t>El proyecto consiste en desarrollar una solución tecnológica web y móvil que permita a la Compañía de Bomberos de Talcahuano acceder de forma oportuna y confiable a la información de sus vehículos de emergencia y de sus procesos de mantención. La solución contempla el registro de la ficha técnica de cada unidad, el estado operativo de los vehículos, la programación y el registro de mantenciones preventivas y reactivas, y el control de los materiales, insumos, mano de obra y costos asociados a cada intervención, junto con avisos oportunos de las mantenciones próximas a vencer.</w:t>
+        <w:t xml:space="preserve">El proyecto consiste en desarrollar una solución tecnológica web responsive, con acceso móvil mediante PWA y construida sobre Odoo Community y PostgreSQL, que permita al Cuerpo de Bomberos de Talcahuano acceder de forma oportuna y confiable a la información de sus vehículos de emergencia y de sus procesos de mantención. La solución contempla el registro de la ficha técnica de cada unidad, el estado operativo de los vehículos, la programación y el registro de mantenciones preventivas y reactivas, y el control de los materiales, insumos, mano de obra y costos asociados a cada intervención, junto con avisos oportunos de las mantenciones próximas a vencer.</w:t>
       </w:r>
     </w:p>
     <w:p>
@@ -362,7 +360,7 @@
         <w:jc w:val="both"/>
       </w:pPr>
       <w:r>
-        <w:t>El proyecto integra las tres competencias declaradas en la Propuesta n.° 2 de la Escuela, a las que agrego una cuarta que corresponde al rol que asumiré dentro del equipo.</w:t>
+        <w:t xml:space="preserve">El proyecto integra las cuatro competencias declaradas en la Propuesta n.° 2 de la Escuela y comprometidas por el equipo en el informe de definición del Proyecto APT.</w:t>
       </w:r>
     </w:p>
     <w:p>
@@ -381,7 +379,7 @@
         <w:jc w:val="both"/>
       </w:pPr>
       <w:r>
-        <w:t>Se aplicará en la construcción de los componentes web y móvil, y en la definición de la arquitectura que los sostiene: separación entre backend y frontend, exposición de una interfaz de programación común a ambos clientes y organización del código en módulos que puedan mantenerse después del cierre del proyecto. Incorporaré control de versiones con ramas por funcionalidad y despliegues reproducibles, que son las prácticas que hoy aplico en mi trabajo y que en este proyecto debo formalizar y documentar.</w:t>
+        <w:t xml:space="preserve">Se aplicará en la construcción de los módulos Odoo que sostienen la solución: definición de modelos y vistas, implementación de la lógica de negocio sobre el ORM y organización del código en módulos que puedan mantenerse después del cierre del proyecto, junto con la habilitación del acceso responsive y PWA. Incorporaré control de versiones con ramas por funcionalidad y despliegues reproducibles, que son las prácticas que hoy aplico en mi trabajo y que en este proyecto debo formalizar y documentar.</w:t>
       </w:r>
     </w:p>
     <w:p>
@@ -428,7 +426,7 @@
         <w:jc w:val="both"/>
       </w:pPr>
       <w:r>
-        <w:t>2.4 Analizar necesidades organizacionales aplicando pensamiento crítico y capacidad analítica.</w:t>
+        <w:t xml:space="preserve">2.4 Gestionar proyectos informáticos, ofreciendo alternativas para la toma de decisiones de acuerdo con los requerimientos de la organización.</w:t>
       </w:r>
     </w:p>
     <w:p>
@@ -438,7 +436,7 @@
         <w:jc w:val="both"/>
       </w:pPr>
       <w:r>
-        <w:t>Se aplicará en el levantamiento inicial, al traducir el proceso de mantención de una institución de emergencia, que no conozco previamente, en requerimientos verificables, identificando inconsistencias y vacíos de información antes de comprometer una decisión de diseño.</w:t>
+        <w:t xml:space="preserve">Se aplicará al participar en la planificación y el control del proyecto dentro del marco Scrum: estimación de historias, seguimiento del backlog, registro de impedimentos y evaluación de alternativas frente a cambios, riesgos o restricciones técnicas, considerando valor, esfuerzo, impacto y tiempo disponible antes de comprometer una decisión. Declaré esta competencia como una de mis brechas, por lo que el proyecto es la instancia para pasar de decisiones tomadas de forma individual y reactiva a decisiones argumentadas y registradas ante el equipo y la contraparte.</w:t>
       </w:r>
     </w:p>
     <w:p>
@@ -455,7 +453,7 @@
         <w:jc w:val="both"/>
       </w:pPr>
       <w:r>
-        <w:t>Mi principal interés profesional es la arquitectura de software y la integración de sistemas, complementado por la infraestructura y el despliegue. Lo que me motiva no es construir una funcionalidad aislada, sino decidir cómo se estructura una solución completa y cómo se sostiene en operación. Este proyecto se relaciona directamente con ese interés porque exige exactamente ese trabajo: definir una arquitectura que soporte dos clientes distintos, web y móvil, sobre una misma base de datos y una misma interfaz de programación, y dejar la solución funcionando en un entorno real para usuarios sin formación informática.</w:t>
+        <w:t xml:space="preserve">Mi principal interés profesional es la arquitectura de software y la integración de sistemas, complementado por la infraestructura y el despliegue. Lo que me motiva no es construir una funcionalidad aislada, sino decidir cómo se estructura una solución completa y cómo se sostiene en operación. Este proyecto se relaciona directamente con ese interés porque exige exactamente ese trabajo: extender una plataforma existente como Odoo con módulos propios, definir el modelo de datos sobre PostgreSQL que los sostiene, habilitar el acceso responsive y PWA para el uso en terreno, y dejar la solución funcionando en un entorno real para usuarios sin formación informática.</w:t>
       </w:r>
     </w:p>
     <w:p>
@@ -490,7 +488,7 @@
         <w:jc w:val="both"/>
       </w:pPr>
       <w:r>
-        <w:t>El proyecto es factible dentro del marco de la asignatura, que contempla un semestre académico y veinte créditos, siempre que el alcance se gestione de forma incremental y se prioricen las funcionalidades de mayor valor para la institución. La organización en sprints permite comprometer entregas parciales verificables en lugar de un único producto final, lo que reduce el riesgo de no alcanzar el cierre.</w:t>
+        <w:t xml:space="preserve">El proyecto es factible dentro del marco de la asignatura, que contempla 18 semanas y veinte créditos, siempre que el alcance se gestione de forma incremental y se priorice un producto mínimo viable con las funcionalidades de mayor valor para la institución. El uso de Odoo Community y PostgreSQL permite reutilizar funcionalidades base y concentrar el esfuerzo en los requerimientos propios del proyecto, y el acceso móvil mediante PWA, autorizado por el docente, evita el costo de construir una aplicación nativa adicional. La organización en sprints permite comprometer entregas parciales verificables en lugar de un único producto final, lo que reduce el riesgo de no alcanzar el cierre.</w:t>
       </w:r>
     </w:p>
     <w:p>
@@ -788,12 +786,11 @@
             <w:tcW w:type="dxa" w:w="3685"/>
           </w:tcPr>
           <w:p>
-            <w:r/>
             <w:r>
               <w:rPr>
                 <w:sz w:val="18"/>
               </w:rPr>
-              <w:t>Dificultades técnicas en la integración entre los componentes web y móvil.</w:t>
+              <w:t xml:space="preserve">Dificultades técnicas en la integración de los módulos Odoo y en la habilitación del acceso PWA.</w:t>
             </w:r>
           </w:p>
         </w:tc>
@@ -867,7 +864,7 @@
         <w:jc w:val="both"/>
       </w:pPr>
       <w:r>
-        <w:t>Desarrollar una solución tecnológica web y móvil que permita a la Compañía de Bomberos de Talcahuano acceder de forma oportuna y confiable a la información del estado y las mantenciones de sus vehículos de emergencia, controlando los costos asociados y reduciendo los tiempos de búsqueda de información previos al despacho de las unidades.</w:t>
+        <w:t xml:space="preserve">Desarrollar e implantar una solución tecnológica web responsive con acceso móvil mediante PWA, construida sobre Odoo Community y PostgreSQL, que permita al Cuerpo de Bomberos de Talcahuano centralizar, controlar y consultar oportunamente la información del estado y las mantenciones de sus vehículos de emergencia, controlando los costos asociados y reduciendo los tiempos de búsqueda de información previos al despacho de las unidades.</w:t>
       </w:r>
     </w:p>
     <w:p>
@@ -896,7 +893,7 @@
         <w:jc w:val="both"/>
       </w:pPr>
       <w:r>
-        <w:t>Diseñar la arquitectura de la solución y el modelo de datos relacional que soporte vehículos, planes de mantención, órdenes de trabajo, materiales, insumos, mano de obra y costos, de forma escalable en el tiempo.</w:t>
+        <w:t xml:space="preserve">Diseñar el modelo de datos sobre Odoo y PostgreSQL y la estructura modular de la solución, de modo que soporte vehículos, planes de mantención, órdenes de trabajo, materiales, insumos, mano de obra y costos de forma escalable en el tiempo.</w:t>
       </w:r>
     </w:p>
     <w:p>
@@ -906,7 +903,7 @@
         <w:jc w:val="both"/>
       </w:pPr>
       <w:r>
-        <w:t>Construir de manera incremental, mediante sprints, las funcionalidades priorizadas de los componentes web y móvil sobre una interfaz de programación común.</w:t>
+        <w:t xml:space="preserve">Construir e integrar de manera incremental, mediante sprints, las funcionalidades priorizadas en módulos Odoo, con acceso web responsive y PWA.</w:t>
       </w:r>
     </w:p>
     <w:p>
@@ -946,7 +943,7 @@
         <w:jc w:val="both"/>
       </w:pPr>
       <w:r>
-        <w:t>Desplegar la solución en un ambiente de operación y documentar el procedimiento de despliegue y respaldo para permitir su mantenimiento posterior.</w:t>
+        <w:t xml:space="preserve">Implantar la versión integrada en el ambiente definido, con acceso web responsive y PWA, y documentar el procedimiento de despliegue y respaldo para permitir su mantenimiento posterior.</w:t>
       </w:r>
     </w:p>
     <w:p>
@@ -963,7 +960,7 @@
         <w:jc w:val="both"/>
       </w:pPr>
       <w:r>
-        <w:t>Se utilizará una metodología ágil basada en Scrum, en coherencia con lo definido en la Propuesta n.° 2 de la Escuela. El equipo se estructurará como un squad con los roles de Scrum Master, Product Owner y desarrolladores. En mi caso asumiré un rol de desarrollo con responsabilidad sobre la arquitectura de la solución, el modelo de datos y el despliegue, en coordinación con los demás integrantes del equipo.</w:t>
+        <w:t xml:space="preserve">Se utilizará una metodología ágil basada en Scrum, en coherencia con lo definido en la Propuesta n.° 2 de la Escuela y en el informe de definición del equipo. El equipo se estructurará como un squad con roles diferenciados: Benjamín Morales como Scrum Master, Rodrigo Saavedra como Product Owner y QA funcional, y en mi caso Developer Odoo, con responsabilidad sobre el desarrollo e integración de los módulos, el modelo de datos y el apoyo a la implantación, en coordinación con los demás integrantes del equipo.</w:t>
       </w:r>
     </w:p>
     <w:tbl>
@@ -1118,12 +1115,11 @@
             <w:tcW w:type="dxa" w:w="6236"/>
           </w:tcPr>
           <w:p>
-            <w:r/>
             <w:r>
               <w:rPr>
                 <w:sz w:val="18"/>
               </w:rPr>
-              <w:t>Configuración del repositorio, el entorno de desarrollo, la base de datos y la interfaz tecnológica; definición de la arquitectura base y del procedimiento de despliegue.</w:t>
+              <w:t xml:space="preserve">Configuración de Odoo Community, PostgreSQL, el repositorio Git y el entorno de desarrollo; definición de la estructura de módulos, el modelo de datos, los permisos y la habilitación de la PWA.</w:t>
             </w:r>
           </w:p>
         </w:tc>
@@ -1148,12 +1144,11 @@
             <w:tcW w:type="dxa" w:w="6236"/>
           </w:tcPr>
           <w:p>
-            <w:r/>
             <w:r>
               <w:rPr>
                 <w:sz w:val="18"/>
               </w:rPr>
-              <w:t>Construcción del entregable base: ficha técnica de las unidades, estado operativo y consulta desde los componentes web y móvil.</w:t>
+              <w:t xml:space="preserve">Construcción del entregable base: ficha técnica de las unidades, estado operativo, perfiles de acceso y consulta desde el acceso web responsive y PWA.</w:t>
             </w:r>
           </w:p>
         </w:tc>
@@ -1370,12 +1365,11 @@
             <w:tcW w:type="dxa" w:w="1474"/>
           </w:tcPr>
           <w:p>
-            <w:r/>
             <w:r>
               <w:rPr>
                 <w:sz w:val="18"/>
               </w:rPr>
-              <w:t>Semanas 1–2</w:t>
+              <w:t xml:space="preserve">Semana 1</w:t>
             </w:r>
           </w:p>
         </w:tc>
@@ -1384,12 +1378,11 @@
             <w:tcW w:type="dxa" w:w="4535"/>
           </w:tcPr>
           <w:p>
-            <w:r/>
             <w:r>
               <w:rPr>
                 <w:sz w:val="18"/>
               </w:rPr>
-              <w:t>Análisis preliminar del caso, levantamiento de información, mapa de actores y mapa mental, visión del proyecto y alcance.</w:t>
+              <w:t xml:space="preserve">Análisis inicial del caso, mapa de actores, mapa mental, visión del proyecto e impact mapping.</w:t>
             </w:r>
           </w:p>
         </w:tc>
@@ -1414,12 +1407,11 @@
             <w:tcW w:type="dxa" w:w="1474"/>
           </w:tcPr>
           <w:p>
-            <w:r/>
             <w:r>
               <w:rPr>
                 <w:sz w:val="18"/>
               </w:rPr>
-              <w:t>Semana 3</w:t>
+              <w:t xml:space="preserve">Semanas 2–3</w:t>
             </w:r>
           </w:p>
         </w:tc>
@@ -1428,12 +1420,11 @@
             <w:tcW w:type="dxa" w:w="4535"/>
           </w:tcPr>
           <w:p>
-            <w:r/>
             <w:r>
               <w:rPr>
                 <w:sz w:val="18"/>
               </w:rPr>
-              <w:t>Definición de roles, épicas, historias de usuario con criterios de aceptación, user story mapping y product backlog priorizado.</w:t>
+              <w:t xml:space="preserve">Definición de roles, épicas, historias de usuario con criterios de aceptación, Definition of Done, user story mapping y product backlog priorizado.</w:t>
             </w:r>
           </w:p>
         </w:tc>
@@ -1472,12 +1463,11 @@
             <w:tcW w:type="dxa" w:w="4535"/>
           </w:tcPr>
           <w:p>
-            <w:r/>
             <w:r>
               <w:rPr>
                 <w:sz w:val="18"/>
               </w:rPr>
-              <w:t>Sprint 0: repositorio, entorno de desarrollo, base de datos, arquitectura base y procedimiento de despliegue.</w:t>
+              <w:t xml:space="preserve">Sprint 0: configuración de Odoo, PostgreSQL, Git/GitHub, estructura de módulos, modelo de datos, permisos y PWA.</w:t>
             </w:r>
           </w:p>
         </w:tc>
@@ -1486,12 +1476,11 @@
             <w:tcW w:type="dxa" w:w="3061"/>
           </w:tcPr>
           <w:p>
-            <w:r/>
             <w:r>
               <w:rPr>
                 <w:sz w:val="18"/>
               </w:rPr>
-              <w:t>Entorno de desarrollo, repositorio, servidor de pruebas.</w:t>
+              <w:t xml:space="preserve">Odoo Community, PostgreSQL, Python, Git/GitHub.</w:t>
             </w:r>
           </w:p>
         </w:tc>
@@ -1516,12 +1505,11 @@
             <w:tcW w:type="dxa" w:w="4535"/>
           </w:tcPr>
           <w:p>
-            <w:r/>
             <w:r>
               <w:rPr>
                 <w:sz w:val="18"/>
               </w:rPr>
-              <w:t>Sprint 1: registro de vehículos, ficha técnica y estado operativo en web y móvil.</w:t>
+              <w:t xml:space="preserve">Sprint 1: fichas de vehículos, estados operativos, perfiles de acceso y trazabilidad.</w:t>
             </w:r>
           </w:p>
         </w:tc>
@@ -1530,12 +1518,11 @@
             <w:tcW w:type="dxa" w:w="3061"/>
           </w:tcPr>
           <w:p>
-            <w:r/>
             <w:r>
               <w:rPr>
                 <w:sz w:val="18"/>
               </w:rPr>
-              <w:t>Equipo de desarrollo, backlog, ambiente de pruebas.</w:t>
+              <w:t xml:space="preserve">Odoo, ORM, vistas, PostgreSQL y ambiente de calidad.</w:t>
             </w:r>
           </w:p>
         </w:tc>
@@ -1560,12 +1547,11 @@
             <w:tcW w:type="dxa" w:w="4535"/>
           </w:tcPr>
           <w:p>
-            <w:r/>
             <w:r>
               <w:rPr>
                 <w:sz w:val="18"/>
               </w:rPr>
-              <w:t>Sprint 2: mantenciones preventivas y reactivas, órdenes de trabajo y avisos.</w:t>
+              <w:t xml:space="preserve">Sprint 2: mantenciones preventivas y reactivas, órdenes de trabajo y avisos oportunos.</w:t>
             </w:r>
           </w:p>
         </w:tc>
@@ -1574,12 +1560,11 @@
             <w:tcW w:type="dxa" w:w="3061"/>
           </w:tcPr>
           <w:p>
-            <w:r/>
             <w:r>
               <w:rPr>
                 <w:sz w:val="18"/>
               </w:rPr>
-              <w:t>Equipo de desarrollo, validación con usuarios.</w:t>
+              <w:t xml:space="preserve">Odoo, PostgreSQL, Git/GitHub y ambiente de calidad.</w:t>
             </w:r>
           </w:p>
         </w:tc>
@@ -1604,12 +1589,11 @@
             <w:tcW w:type="dxa" w:w="4535"/>
           </w:tcPr>
           <w:p>
-            <w:r/>
             <w:r>
               <w:rPr>
                 <w:sz w:val="18"/>
               </w:rPr>
-              <w:t>Sprint 3: materiales, insumos, mano de obra, consolidación de costos e integración final.</w:t>
+              <w:t xml:space="preserve">Sprint 3: materiales, insumos, mano de obra, costos y reportes básicos.</w:t>
             </w:r>
           </w:p>
         </w:tc>
@@ -1618,12 +1602,11 @@
             <w:tcW w:type="dxa" w:w="3061"/>
           </w:tcPr>
           <w:p>
-            <w:r/>
             <w:r>
               <w:rPr>
                 <w:sz w:val="18"/>
               </w:rPr>
-              <w:t>Equipo, backlog actualizado, ambiente de calidad.</w:t>
+              <w:t xml:space="preserve">Odoo, PostgreSQL y herramientas de reporte de la solución.</w:t>
             </w:r>
           </w:p>
         </w:tc>
@@ -1634,12 +1617,11 @@
             <w:tcW w:type="dxa" w:w="1474"/>
           </w:tcPr>
           <w:p>
-            <w:r/>
             <w:r>
               <w:rPr>
                 <w:sz w:val="18"/>
               </w:rPr>
-              <w:t>Semana 14</w:t>
+              <w:t xml:space="preserve">Semanas 14–16</w:t>
             </w:r>
           </w:p>
         </w:tc>
@@ -1648,12 +1630,11 @@
             <w:tcW w:type="dxa" w:w="4535"/>
           </w:tcPr>
           <w:p>
-            <w:r/>
             <w:r>
               <w:rPr>
                 <w:sz w:val="18"/>
               </w:rPr>
-              <w:t>Validación y verificación: pruebas integradas, revisión de criterios de aceptación y corrección de hallazgos.</w:t>
+              <w:t xml:space="preserve">QA, integración y mejoras: matriz de pruebas, validación de la PWA y de la integración, registro de incidencias, corrección y revalidación.</w:t>
             </w:r>
           </w:p>
         </w:tc>
@@ -1662,12 +1643,11 @@
             <w:tcW w:type="dxa" w:w="3061"/>
           </w:tcPr>
           <w:p>
-            <w:r/>
             <w:r>
               <w:rPr>
                 <w:sz w:val="18"/>
               </w:rPr>
-              <w:t>Casos de prueba, usuarios validadores, ambiente de calidad.</w:t>
+              <w:t xml:space="preserve">Matriz de QA, PWA, ambiente de homologación y backlog.</w:t>
             </w:r>
           </w:p>
         </w:tc>
@@ -1678,12 +1658,11 @@
             <w:tcW w:type="dxa" w:w="1474"/>
           </w:tcPr>
           <w:p>
-            <w:r/>
             <w:r>
               <w:rPr>
                 <w:sz w:val="18"/>
               </w:rPr>
-              <w:t>Semana 15</w:t>
+              <w:t xml:space="preserve">Semanas 17–18</w:t>
             </w:r>
           </w:p>
         </w:tc>
@@ -1692,12 +1671,11 @@
             <w:tcW w:type="dxa" w:w="4535"/>
           </w:tcPr>
           <w:p>
-            <w:r/>
             <w:r>
               <w:rPr>
                 <w:sz w:val="18"/>
               </w:rPr>
-              <w:t>Presentación final, retrospectiva, documentación, cierre y resguardo de evidencias.</w:t>
+              <w:t xml:space="preserve">Implantación de la versión integrada, consolidación de evidencias, manual, retrospectiva, informe, presentación y video demostrativo.</w:t>
             </w:r>
           </w:p>
         </w:tc>
@@ -1706,12 +1684,11 @@
             <w:tcW w:type="dxa" w:w="3061"/>
           </w:tcPr>
           <w:p>
-            <w:r/>
             <w:r>
               <w:rPr>
                 <w:sz w:val="18"/>
               </w:rPr>
-              <w:t>Informe final, presentación, repositorio.</w:t>
+              <w:t xml:space="preserve">Ambiente definido, Odoo/PostgreSQL/PWA, plantillas Duoc UC y repositorio.</w:t>
             </w:r>
           </w:p>
         </w:tc>
@@ -2127,12 +2104,11 @@
             <w:tcW w:type="dxa" w:w="5953"/>
           </w:tcPr>
           <w:p>
-            <w:r/>
             <w:r>
               <w:rPr>
                 <w:sz w:val="18"/>
               </w:rPr>
-              <w:t>Comprueba el funcionamiento conjunto de los componentes web y móvil sobre la base de datos.</w:t>
+              <w:t xml:space="preserve">Comprueba el funcionamiento conjunto de los módulos Odoo sobre PostgreSQL y del acceso web responsive y PWA.</w:t>
             </w:r>
           </w:p>
         </w:tc>
@@ -2651,12 +2627,11 @@
             <w:tcW w:type="dxa" w:w="4535"/>
           </w:tcPr>
           <w:p>
-            <w:r/>
             <w:r>
               <w:rPr>
                 <w:sz w:val="18"/>
               </w:rPr>
-              <w:t>Componentes web y móvil operando sobre una interfaz de programación común.</w:t>
+              <w:t xml:space="preserve">Módulos Odoo integrados sobre PostgreSQL, accesibles mediante web responsive y PWA.</w:t>
             </w:r>
           </w:p>
         </w:tc>
@@ -2721,7 +2696,7 @@
         <w:jc w:val="both"/>
       </w:pPr>
       <w:r>
-        <w:t>This project is relevant because it addresses a real operational need of an emergency institution and integrates several competencies from the graduate profile of Computer Engineering. The proposed solution requires requirements analysis, software architecture design, relational data modeling, incremental development and formal testing, which means that the technical work cannot be separated from the understanding of the organization it serves. The agile approach makes the project feasible within a single academic semester, because it allows the team to prioritize the most valuable requirements, deliver verifiable increments and adjust the scope according to feedback instead of committing to a single final product.</w:t>
+        <w:t xml:space="preserve">This project is relevant because it addresses a real operational need of an emergency institution and integrates several competencies from the graduate profile of Computer Engineering. The proposed solution requires requirements analysis, data modeling on Odoo and PostgreSQL, incremental module development, formal testing and deployment, which means that the technical work cannot be separated from the understanding of the organization it serves. The agile approach makes the project feasible within the 18 weeks of the course, because it allows the team to prioritize the most valuable requirements, deliver verifiable increments and adjust the scope according to feedback instead of committing to a single final product.</w:t>
       </w:r>
     </w:p>
     <w:p>
@@ -2747,7 +2722,7 @@
         <w:jc w:val="both"/>
       </w:pPr>
       <w:r>
-        <w:t>This APT Project is closely related to my professional interests, because what motivates me is not writing an isolated feature but deciding how a complete solution is structured and how it remains stable in operation. I currently work as a full stack developer and I am responsible for systems that are used every day in a real company, including their deployment and infrastructure. This project asks for exactly that kind of work: designing an architecture that supports both a web and a mobile client over a shared programming interface and a single database.</w:t>
+        <w:t xml:space="preserve">This APT Project is closely related to my professional interests, because what motivates me is not writing an isolated feature but deciding how a complete solution is structured and how it remains stable in operation. I currently work as a full stack developer and I am responsible for systems that are used every day in a real company, including their deployment and infrastructure. This project asks for exactly that kind of work: extending an existing platform such as Odoo with custom modules, designing the data model on PostgreSQL that supports them, enabling responsive and PWA access for field use, and deploying the solution in a real environment.</w:t>
       </w:r>
     </w:p>
     <w:p>
@@ -3255,12 +3230,11 @@
             <w:tcW w:type="dxa" w:w="3402"/>
           </w:tcPr>
           <w:p>
-            <w:r/>
             <w:r>
               <w:rPr>
                 <w:sz w:val="18"/>
               </w:rPr>
-              <w:t>Se detallan actividades, periodos y recursos a lo largo del semestre.</w:t>
+              <w:t xml:space="preserve">Se detallan actividades, periodos y recursos a lo largo de las 18 semanas de la asignatura.</w:t>
             </w:r>
           </w:p>
         </w:tc>
